--- a/ppt_work/答辩讲稿_逐页版_P03-P19.docx
+++ b/ppt_work/答辩讲稿_逐页版_P03-P19.docx
@@ -796,27 +796,601 @@
       </w:pPr>
       <w:r>
         <w:rPr/>
-        <w:t>两条任务均建立在这一公共接口之上。</w:t>
-      </w:r>
-      <w:r>
-        <w:rPr/>
-        <w:t xml:space="preserve">Task2 </w:t>
-      </w:r>
-      <w:r>
-        <w:rPr/>
-        <w:t xml:space="preserve">的 </w:t>
-      </w:r>
-      <w:r>
-        <w:rPr/>
-        <w:t xml:space="preserve">private helper </w:t>
-      </w:r>
-      <w:r>
-        <w:rPr/>
-        <w:t xml:space="preserve">只负责 </w:t>
-      </w:r>
-      <w:r>
-        <w:rPr/>
-        <w:t>batch</w:t>
+        <w:t xml:space="preserve">右侧目录树对应仓库真实组织：从构建入口、公开头文件、双后端源码，到 </w:t>
+      </w:r>
+      <w:r>
+        <w:rPr/>
+        <w:t>demo</w:t>
+      </w:r>
+      <w:r>
+        <w:rPr/>
+        <w:t>、测试、数据报告和脚本，形成完整工程闭环。</w:t>
+      </w:r>
+    </w:p>
+    <w:p>
+      <w:pPr>
+        <w:pStyle w:val="PreformattedText"/>
+        <w:bidi w:val="0"/>
+        <w:spacing w:before="0" w:after="0"/>
+        <w:jc w:val="left"/>
+        <w:rPr/>
+      </w:pPr>
+      <w:r>
+        <w:rPr/>
+      </w:r>
+    </w:p>
+    <w:p>
+      <w:pPr>
+        <w:pStyle w:val="PreformattedText"/>
+        <w:bidi w:val="0"/>
+        <w:spacing w:before="0" w:after="0"/>
+        <w:jc w:val="left"/>
+        <w:rPr/>
+      </w:pPr>
+      <w:r>
+        <w:rPr/>
+        <w:t>**</w:t>
+      </w:r>
+      <w:r>
+        <w:rPr/>
+        <w:t>转场</w:t>
+      </w:r>
+      <w:r>
+        <w:rPr/>
+        <w:t>**</w:t>
+      </w:r>
+      <w:r>
+        <w:rPr/>
+        <w:t>：在统一架构上，我们将优化归纳为三类通用机制，并将其组合到两条应用任务中。</w:t>
+      </w:r>
+    </w:p>
+    <w:p>
+      <w:pPr>
+        <w:pStyle w:val="PreformattedText"/>
+        <w:bidi w:val="0"/>
+        <w:spacing w:before="0" w:after="0"/>
+        <w:jc w:val="left"/>
+        <w:rPr/>
+      </w:pPr>
+      <w:r>
+        <w:rPr/>
+      </w:r>
+    </w:p>
+    <w:p>
+      <w:pPr>
+        <w:pStyle w:val="PreformattedText"/>
+        <w:bidi w:val="0"/>
+        <w:spacing w:before="0" w:after="0"/>
+        <w:jc w:val="left"/>
+        <w:rPr/>
+      </w:pPr>
+      <w:r>
+        <w:rPr/>
+        <w:t>---</w:t>
+      </w:r>
+    </w:p>
+    <w:p>
+      <w:pPr>
+        <w:pStyle w:val="PreformattedText"/>
+        <w:bidi w:val="0"/>
+        <w:spacing w:before="0" w:after="0"/>
+        <w:jc w:val="left"/>
+        <w:rPr/>
+      </w:pPr>
+      <w:r>
+        <w:rPr/>
+      </w:r>
+    </w:p>
+    <w:p>
+      <w:pPr>
+        <w:pStyle w:val="PreformattedText"/>
+        <w:bidi w:val="0"/>
+        <w:spacing w:before="0" w:after="0"/>
+        <w:jc w:val="left"/>
+        <w:rPr/>
+      </w:pPr>
+      <w:r>
+        <w:rPr/>
+        <w:t>## P05</w:t>
+      </w:r>
+      <w:r>
+        <w:rPr/>
+        <w:t>｜“</w:t>
+      </w:r>
+      <w:r>
+        <w:rPr/>
+        <w:t>3 + 2 + 5”</w:t>
+      </w:r>
+      <w:r>
+        <w:rPr/>
+        <w:t>技术路线</w:t>
+      </w:r>
+    </w:p>
+    <w:p>
+      <w:pPr>
+        <w:pStyle w:val="PreformattedText"/>
+        <w:bidi w:val="0"/>
+        <w:spacing w:before="0" w:after="0"/>
+        <w:jc w:val="left"/>
+        <w:rPr/>
+      </w:pPr>
+      <w:r>
+        <w:rPr/>
+      </w:r>
+    </w:p>
+    <w:p>
+      <w:pPr>
+        <w:pStyle w:val="PreformattedText"/>
+        <w:bidi w:val="0"/>
+        <w:spacing w:before="0" w:after="0"/>
+        <w:jc w:val="left"/>
+        <w:rPr/>
+      </w:pPr>
+      <w:r>
+        <w:rPr/>
+        <w:t>技术路线概括为“三类公共算子机制、两条应用任务链、五类任务级路径”。</w:t>
+      </w:r>
+    </w:p>
+    <w:p>
+      <w:pPr>
+        <w:pStyle w:val="PreformattedText"/>
+        <w:bidi w:val="0"/>
+        <w:spacing w:before="0" w:after="0"/>
+        <w:jc w:val="left"/>
+        <w:rPr/>
+      </w:pPr>
+      <w:r>
+        <w:rPr/>
+      </w:r>
+    </w:p>
+    <w:p>
+      <w:pPr>
+        <w:pStyle w:val="PreformattedText"/>
+        <w:bidi w:val="0"/>
+        <w:spacing w:before="0" w:after="0"/>
+        <w:jc w:val="left"/>
+        <w:rPr/>
+      </w:pPr>
+      <w:r>
+        <w:rPr/>
+        <w:t xml:space="preserve">左侧三类机制分别解决三类典型问题：访存与资源复用降低重复读取和准备开销；并行归约重构将串行双重循环改为高并行计算；形状感知分派与特化核针对满足条件的输入选择更高效的执行路径。对应代表算子的 </w:t>
+      </w:r>
+      <w:r>
+        <w:rPr/>
+        <w:t xml:space="preserve">CPU/GPU </w:t>
+      </w:r>
+      <w:r>
+        <w:rPr/>
+        <w:t xml:space="preserve">加速比分别达到 </w:t>
+      </w:r>
+      <w:r>
+        <w:rPr/>
+        <w:t xml:space="preserve">185.51 </w:t>
+      </w:r>
+      <w:r>
+        <w:rPr/>
+        <w:t>倍、</w:t>
+      </w:r>
+      <w:r>
+        <w:rPr/>
+        <w:t xml:space="preserve">186.32 </w:t>
+      </w:r>
+      <w:r>
+        <w:rPr/>
+        <w:t xml:space="preserve">倍和 </w:t>
+      </w:r>
+      <w:r>
+        <w:rPr/>
+        <w:t xml:space="preserve">139.87 </w:t>
+      </w:r>
+      <w:r>
+        <w:rPr/>
+        <w:t xml:space="preserve">倍，基础算子最高达到 </w:t>
+      </w:r>
+      <w:r>
+        <w:rPr/>
+        <w:t xml:space="preserve">512.80 </w:t>
+      </w:r>
+      <w:r>
+        <w:rPr/>
+        <w:t>倍。</w:t>
+      </w:r>
+    </w:p>
+    <w:p>
+      <w:pPr>
+        <w:pStyle w:val="PreformattedText"/>
+        <w:bidi w:val="0"/>
+        <w:spacing w:before="0" w:after="0"/>
+        <w:jc w:val="left"/>
+        <w:rPr/>
+      </w:pPr>
+      <w:r>
+        <w:rPr/>
+      </w:r>
+    </w:p>
+    <w:p>
+      <w:pPr>
+        <w:pStyle w:val="PreformattedText"/>
+        <w:bidi w:val="0"/>
+        <w:spacing w:before="0" w:after="0"/>
+        <w:jc w:val="left"/>
+        <w:rPr/>
+      </w:pPr>
+      <w:r>
+        <w:rPr/>
+        <w:t xml:space="preserve">中间两条应用链分别是任务一雷达检测与任务二特征融合跟踪。在 </w:t>
+      </w:r>
+      <w:r>
+        <w:rPr/>
+        <w:t xml:space="preserve">L6 </w:t>
+      </w:r>
+      <w:r>
+        <w:rPr/>
+        <w:t xml:space="preserve">规模下，任务一达到约 </w:t>
+      </w:r>
+      <w:r>
+        <w:rPr/>
+        <w:t xml:space="preserve">32.5 </w:t>
+      </w:r>
+      <w:r>
+        <w:rPr/>
+        <w:t xml:space="preserve">倍，任务二达到约 </w:t>
+      </w:r>
+      <w:r>
+        <w:rPr/>
+        <w:t xml:space="preserve">1053 </w:t>
+      </w:r>
+      <w:r>
+        <w:rPr/>
+        <w:t xml:space="preserve">倍的 </w:t>
+      </w:r>
+      <w:r>
+        <w:rPr/>
+        <w:t xml:space="preserve">CPU/GPU </w:t>
+      </w:r>
+      <w:r>
+        <w:rPr/>
+        <w:t>加速比。</w:t>
+      </w:r>
+    </w:p>
+    <w:p>
+      <w:pPr>
+        <w:pStyle w:val="PreformattedText"/>
+        <w:bidi w:val="0"/>
+        <w:spacing w:before="0" w:after="0"/>
+        <w:jc w:val="left"/>
+        <w:rPr/>
+      </w:pPr>
+      <w:r>
+        <w:rPr/>
+      </w:r>
+    </w:p>
+    <w:p>
+      <w:pPr>
+        <w:pStyle w:val="PreformattedText"/>
+        <w:bidi w:val="0"/>
+        <w:spacing w:before="0" w:after="0"/>
+        <w:jc w:val="left"/>
+        <w:rPr/>
+      </w:pPr>
+      <w:r>
+        <w:rPr/>
+        <w:t>右侧五类路径贯穿两条任务：设备驻留与批处理、准备与内容缓存、融合与直接写回、并行扫描与归约、仅评分与紧凑输出。公共机制提供单算子基础，任务链负责把它们组合为端到端能力。</w:t>
+      </w:r>
+    </w:p>
+    <w:p>
+      <w:pPr>
+        <w:pStyle w:val="PreformattedText"/>
+        <w:bidi w:val="0"/>
+        <w:spacing w:before="0" w:after="0"/>
+        <w:jc w:val="left"/>
+        <w:rPr/>
+      </w:pPr>
+      <w:r>
+        <w:rPr/>
+      </w:r>
+    </w:p>
+    <w:p>
+      <w:pPr>
+        <w:pStyle w:val="PreformattedText"/>
+        <w:bidi w:val="0"/>
+        <w:spacing w:before="0" w:after="0"/>
+        <w:jc w:val="left"/>
+        <w:rPr/>
+      </w:pPr>
+      <w:r>
+        <w:rPr/>
+        <w:t>**</w:t>
+      </w:r>
+      <w:r>
+        <w:rPr/>
+        <w:t>转场</w:t>
+      </w:r>
+      <w:r>
+        <w:rPr/>
+        <w:t>**</w:t>
+      </w:r>
+      <w:r>
+        <w:rPr/>
+        <w:t>：首先说明最常见的邻域访存问题如何通过块内复用解决。</w:t>
+      </w:r>
+    </w:p>
+    <w:p>
+      <w:pPr>
+        <w:pStyle w:val="PreformattedText"/>
+        <w:bidi w:val="0"/>
+        <w:spacing w:before="0" w:after="0"/>
+        <w:jc w:val="left"/>
+        <w:rPr/>
+      </w:pPr>
+      <w:r>
+        <w:rPr/>
+      </w:r>
+    </w:p>
+    <w:p>
+      <w:pPr>
+        <w:pStyle w:val="PreformattedText"/>
+        <w:bidi w:val="0"/>
+        <w:spacing w:before="0" w:after="0"/>
+        <w:jc w:val="left"/>
+        <w:rPr/>
+      </w:pPr>
+      <w:r>
+        <w:rPr/>
+        <w:t>---</w:t>
+      </w:r>
+    </w:p>
+    <w:p>
+      <w:pPr>
+        <w:pStyle w:val="PreformattedText"/>
+        <w:bidi w:val="0"/>
+        <w:spacing w:before="0" w:after="0"/>
+        <w:jc w:val="left"/>
+        <w:rPr/>
+      </w:pPr>
+      <w:r>
+        <w:rPr/>
+      </w:r>
+    </w:p>
+    <w:p>
+      <w:pPr>
+        <w:pStyle w:val="PreformattedText"/>
+        <w:bidi w:val="0"/>
+        <w:spacing w:before="0" w:after="0"/>
+        <w:jc w:val="left"/>
+        <w:rPr/>
+      </w:pPr>
+      <w:r>
+        <w:rPr/>
+        <w:t>## P06</w:t>
+      </w:r>
+      <w:r>
+        <w:rPr/>
+        <w:t>｜通用机制一：访存与资源复用</w:t>
+      </w:r>
+    </w:p>
+    <w:p>
+      <w:pPr>
+        <w:pStyle w:val="PreformattedText"/>
+        <w:bidi w:val="0"/>
+        <w:spacing w:before="0" w:after="0"/>
+        <w:jc w:val="left"/>
+        <w:rPr/>
+      </w:pPr>
+      <w:r>
+        <w:rPr/>
+      </w:r>
+    </w:p>
+    <w:p>
+      <w:pPr>
+        <w:pStyle w:val="PreformattedText"/>
+        <w:bidi w:val="0"/>
+        <w:spacing w:before="0" w:after="0"/>
+        <w:jc w:val="left"/>
+        <w:rPr/>
+      </w:pPr>
+      <w:r>
+        <w:rPr/>
+        <w:t xml:space="preserve">以 </w:t>
+      </w:r>
+      <w:r>
+        <w:rPr/>
+        <w:t xml:space="preserve">Wiener </w:t>
+      </w:r>
+      <w:r>
+        <w:rPr/>
+        <w:t>为例，邻域滤波的相邻输出窗口存在大量重叠。如果每个线程都从全局内存重新读取窗口，同一输入会被多次读取，访存成为主要压力。</w:t>
+      </w:r>
+    </w:p>
+    <w:p>
+      <w:pPr>
+        <w:pStyle w:val="PreformattedText"/>
+        <w:bidi w:val="0"/>
+        <w:spacing w:before="0" w:after="0"/>
+        <w:jc w:val="left"/>
+        <w:rPr/>
+      </w:pPr>
+      <w:r>
+        <w:rPr/>
+      </w:r>
+    </w:p>
+    <w:p>
+      <w:pPr>
+        <w:pStyle w:val="PreformattedText"/>
+        <w:bidi w:val="0"/>
+        <w:spacing w:before="0" w:after="0"/>
+        <w:jc w:val="left"/>
+        <w:rPr/>
+      </w:pPr>
+      <w:r>
+        <w:rPr/>
+        <w:t xml:space="preserve">图中的 </w:t>
+      </w:r>
+      <w:r>
+        <w:rPr/>
+        <w:t xml:space="preserve">16×16 </w:t>
+      </w:r>
+      <w:r>
+        <w:rPr/>
+        <w:t xml:space="preserve">输出 </w:t>
+      </w:r>
+      <w:r>
+        <w:rPr/>
+        <w:t xml:space="preserve">Tile </w:t>
+      </w:r>
+      <w:r>
+        <w:rPr/>
+        <w:t xml:space="preserve">对应一个 </w:t>
+      </w:r>
+      <w:r>
+        <w:rPr/>
+        <w:t>`16×16`</w:t>
+      </w:r>
+      <w:r>
+        <w:rPr/>
+        <w:t xml:space="preserve">、共 </w:t>
+      </w:r>
+      <w:r>
+        <w:rPr/>
+        <w:t xml:space="preserve">256 </w:t>
+      </w:r>
+      <w:r>
+        <w:rPr/>
+        <w:t xml:space="preserve">线程的线程块；一个线程负责 </w:t>
+      </w:r>
+      <w:r>
+        <w:rPr/>
+        <w:t xml:space="preserve">Tile </w:t>
+      </w:r>
+      <w:r>
+        <w:rPr/>
+        <w:t xml:space="preserve">内一个输出位置。为计算边缘输出所需的邻域，块还要加载外围 </w:t>
+      </w:r>
+      <w:r>
+        <w:rPr/>
+        <w:t>Halo</w:t>
+      </w:r>
+      <w:r>
+        <w:rPr/>
+        <w:t xml:space="preserve">。线程以“本线程编号、再每次加 </w:t>
+      </w:r>
+      <w:r>
+        <w:rPr/>
+        <w:t>256”</w:t>
+      </w:r>
+      <w:r>
+        <w:rPr/>
+        <w:t xml:space="preserve">的循环分摊全部 </w:t>
+      </w:r>
+      <w:r>
+        <w:rPr/>
+        <w:t xml:space="preserve">Tile </w:t>
+      </w:r>
+      <w:r>
+        <w:rPr/>
+        <w:t xml:space="preserve">与 </w:t>
+      </w:r>
+      <w:r>
+        <w:rPr/>
+        <w:t xml:space="preserve">Halo </w:t>
+      </w:r>
+      <w:r>
+        <w:rPr/>
+        <w:t>元素：每个线程搬运一项或多项全局内存数据到共享内存，越界位置补零；全部线程完成搬运后通过同步屏障，再开始计算。</w:t>
+      </w:r>
+    </w:p>
+    <w:p>
+      <w:pPr>
+        <w:pStyle w:val="PreformattedText"/>
+        <w:bidi w:val="0"/>
+        <w:spacing w:before="0" w:after="0"/>
+        <w:jc w:val="left"/>
+        <w:rPr/>
+      </w:pPr>
+      <w:r>
+        <w:rPr/>
+      </w:r>
+    </w:p>
+    <w:p>
+      <w:pPr>
+        <w:pStyle w:val="PreformattedText"/>
+        <w:bidi w:val="0"/>
+        <w:spacing w:before="0" w:after="0"/>
+        <w:jc w:val="left"/>
+        <w:rPr/>
+      </w:pPr>
+      <w:r>
+        <w:rPr/>
+        <w:t xml:space="preserve">同步之后，每个线程从共享内存读取自身窗口，计算一个输出位置的局部均值和方差；后续 </w:t>
+      </w:r>
+      <w:r>
+        <w:rPr/>
+        <w:t xml:space="preserve">Wiener </w:t>
+      </w:r>
+      <w:r>
+        <w:rPr/>
+        <w:t>应用阶段再据此得到滤波结果。因此，被相邻窗口共同需要的输入在</w:t>
+      </w:r>
+      <w:r>
+        <w:rPr/>
+        <w:t>**</w:t>
+      </w:r>
+      <w:r>
+        <w:rPr/>
+        <w:t>同一线程块内</w:t>
+      </w:r>
+      <w:r>
+        <w:rPr/>
+        <w:t>**</w:t>
+      </w:r>
+      <w:r>
+        <w:rPr/>
+        <w:t xml:space="preserve">只从全局内存读取一次，供多个输出位置复用。这里不是多个输出 </w:t>
+      </w:r>
+      <w:r>
+        <w:rPr/>
+        <w:t xml:space="preserve">Tile </w:t>
+      </w:r>
+      <w:r>
+        <w:rPr/>
+        <w:t xml:space="preserve">共享，而是同一输出 </w:t>
+      </w:r>
+      <w:r>
+        <w:rPr/>
+        <w:t xml:space="preserve">Tile </w:t>
+      </w:r>
+      <w:r>
+        <w:rPr/>
+        <w:t>内的多个输出点共享输入数据。</w:t>
+      </w:r>
+    </w:p>
+    <w:p>
+      <w:pPr>
+        <w:pStyle w:val="PreformattedText"/>
+        <w:bidi w:val="0"/>
+        <w:spacing w:before="0" w:after="0"/>
+        <w:jc w:val="left"/>
+        <w:rPr/>
+      </w:pPr>
+      <w:r>
+        <w:rPr/>
+      </w:r>
+    </w:p>
+    <w:p>
+      <w:pPr>
+        <w:pStyle w:val="PreformattedText"/>
+        <w:bidi w:val="0"/>
+        <w:spacing w:before="0" w:after="0"/>
+        <w:jc w:val="left"/>
+        <w:rPr/>
+      </w:pPr>
+      <w:r>
+        <w:rPr/>
+        <w:t xml:space="preserve">左侧的 </w:t>
+      </w:r>
+      <w:r>
+        <w:rPr/>
+        <w:t>capacity</w:t>
       </w:r>
       <w:r>
         <w:rPr/>
@@ -824,52 +1398,184 @@
       </w:r>
       <w:r>
         <w:rPr/>
-        <w:t xml:space="preserve">score </w:t>
-      </w:r>
-      <w:r>
-        <w:rPr/>
-        <w:t xml:space="preserve">和 </w:t>
-      </w:r>
-      <w:r>
-        <w:rPr/>
-        <w:t xml:space="preserve">track </w:t>
-      </w:r>
-      <w:r>
-        <w:rPr/>
-        <w:t>的任务组织，仍然与公共算子路径协同。</w:t>
-      </w:r>
-    </w:p>
-    <w:p>
-      <w:pPr>
-        <w:pStyle w:val="PreformattedText"/>
-        <w:bidi w:val="0"/>
-        <w:spacing w:before="0" w:after="0"/>
-        <w:jc w:val="left"/>
-        <w:rPr/>
-      </w:pPr>
-      <w:r>
-        <w:rPr/>
-      </w:r>
-    </w:p>
-    <w:p>
-      <w:pPr>
-        <w:pStyle w:val="PreformattedText"/>
-        <w:bidi w:val="0"/>
-        <w:spacing w:before="0" w:after="0"/>
-        <w:jc w:val="left"/>
-        <w:rPr/>
-      </w:pPr>
-      <w:r>
-        <w:rPr/>
-        <w:t xml:space="preserve">右侧目录树对应仓库真实组织：从构建入口、公开头文件、双后端源码，到 </w:t>
-      </w:r>
-      <w:r>
-        <w:rPr/>
-        <w:t>demo</w:t>
-      </w:r>
-      <w:r>
-        <w:rPr/>
-        <w:t>、测试、数据报告和脚本，形成完整工程闭环。</w:t>
+        <w:t xml:space="preserve">prepared plan/table </w:t>
+      </w:r>
+      <w:r>
+        <w:rPr/>
+        <w:t>与邻域输入是算子库的通用复用类别。</w:t>
+      </w:r>
+      <w:r>
+        <w:rPr/>
+        <w:t xml:space="preserve">Wiener </w:t>
+      </w:r>
+      <w:r>
+        <w:rPr/>
+        <w:t>的实际跨调用复用是：</w:t>
+      </w:r>
+      <w:r>
+        <w:rPr/>
+        <w:t xml:space="preserve">`g_workspace` </w:t>
+      </w:r>
+      <w:r>
+        <w:rPr/>
+        <w:t xml:space="preserve">中间数组的 </w:t>
+      </w:r>
+      <w:r>
+        <w:rPr/>
+        <w:t>capacity</w:t>
+      </w:r>
+      <w:r>
+        <w:rPr/>
+        <w:t xml:space="preserve">，以及 </w:t>
+      </w:r>
+      <w:r>
+        <w:rPr/>
+        <w:t>shape</w:t>
+      </w:r>
+      <w:r>
+        <w:rPr/>
+        <w:t>、</w:t>
+      </w:r>
+      <w:r>
+        <w:rPr/>
+        <w:t>stride</w:t>
+      </w:r>
+      <w:r>
+        <w:rPr/>
+        <w:t>、</w:t>
+      </w:r>
+      <w:r>
+        <w:rPr/>
+        <w:t xml:space="preserve">mysize </w:t>
+      </w:r>
+      <w:r>
+        <w:rPr/>
+        <w:t xml:space="preserve">三类设备元数据；当 </w:t>
+      </w:r>
+      <w:r>
+        <w:rPr/>
+        <w:t xml:space="preserve">shape </w:t>
+      </w:r>
+      <w:r>
+        <w:rPr/>
+        <w:t>和窗口大小不变时，不重新分配已有容量，也不重复上传这些元数据。</w:t>
+      </w:r>
+      <w:r>
+        <w:rPr/>
+        <w:t xml:space="preserve">`prepared plan/table` </w:t>
+      </w:r>
+      <w:r>
+        <w:rPr/>
+        <w:t xml:space="preserve">是 </w:t>
+      </w:r>
+      <w:r>
+        <w:rPr/>
+        <w:t xml:space="preserve">FFT </w:t>
+      </w:r>
+      <w:r>
+        <w:rPr/>
+        <w:t xml:space="preserve">等算子的通用复用方式，不应表述为 </w:t>
+      </w:r>
+      <w:r>
+        <w:rPr/>
+        <w:t xml:space="preserve">Wiener </w:t>
+      </w:r>
+      <w:r>
+        <w:rPr/>
+        <w:t xml:space="preserve">的专用实现；邻域输入则是本次 </w:t>
+      </w:r>
+      <w:r>
+        <w:rPr/>
+        <w:t xml:space="preserve">kernel </w:t>
+      </w:r>
+      <w:r>
+        <w:rPr/>
+        <w:t xml:space="preserve">调用期间的共享内存 </w:t>
+      </w:r>
+      <w:r>
+        <w:rPr/>
+        <w:t>Tile</w:t>
+      </w:r>
+      <w:r>
+        <w:rPr/>
+        <w:t>，并非跨调用缓存。</w:t>
+      </w:r>
+    </w:p>
+    <w:p>
+      <w:pPr>
+        <w:pStyle w:val="PreformattedText"/>
+        <w:bidi w:val="0"/>
+        <w:spacing w:before="0" w:after="0"/>
+        <w:jc w:val="left"/>
+        <w:rPr/>
+      </w:pPr>
+      <w:r>
+        <w:rPr/>
+      </w:r>
+    </w:p>
+    <w:p>
+      <w:pPr>
+        <w:pStyle w:val="PreformattedText"/>
+        <w:bidi w:val="0"/>
+        <w:spacing w:before="0" w:after="0"/>
+        <w:jc w:val="left"/>
+        <w:rPr/>
+      </w:pPr>
+      <w:r>
+        <w:rPr/>
+        <w:t xml:space="preserve">Wiener </w:t>
+      </w:r>
+      <w:r>
+        <w:rPr/>
+        <w:t xml:space="preserve">最终 </w:t>
+      </w:r>
+      <w:r>
+        <w:rPr/>
+        <w:t xml:space="preserve">GPU </w:t>
+      </w:r>
+      <w:r>
+        <w:rPr/>
+        <w:t xml:space="preserve">耗时为 </w:t>
+      </w:r>
+      <w:r>
+        <w:rPr/>
+        <w:t xml:space="preserve">3.493 </w:t>
+      </w:r>
+      <w:r>
+        <w:rPr/>
+        <w:t>毫秒，</w:t>
+      </w:r>
+      <w:r>
+        <w:rPr/>
+        <w:t xml:space="preserve">CPU/GPU </w:t>
+      </w:r>
+      <w:r>
+        <w:rPr/>
+        <w:t xml:space="preserve">加速比为 </w:t>
+      </w:r>
+      <w:r>
+        <w:rPr/>
+        <w:t xml:space="preserve">185.51 </w:t>
+      </w:r>
+      <w:r>
+        <w:rPr/>
+        <w:t>倍。页面中的“</w:t>
+      </w:r>
+      <w:r>
+        <w:rPr/>
+        <w:t xml:space="preserve">GPU </w:t>
+      </w:r>
+      <w:r>
+        <w:rPr/>
+        <w:t xml:space="preserve">优化前后提速”暂以 </w:t>
+      </w:r>
+      <w:r>
+        <w:rPr/>
+        <w:t xml:space="preserve">`X×` </w:t>
+      </w:r>
+      <w:r>
+        <w:rPr/>
+        <w:t>预留，待同规模基线复测后填入。</w:t>
       </w:r>
     </w:p>
     <w:p>
@@ -906,7 +1612,15 @@
       </w:r>
       <w:r>
         <w:rPr/>
-        <w:t>：在统一架构上，我们将优化归纳为三类通用机制，并将其组合到两条应用任务中。</w:t>
+        <w:t xml:space="preserve">：访存复用解决了重复读取；对于双重循环，更关键的是把计算结构本身改造成适合 </w:t>
+      </w:r>
+      <w:r>
+        <w:rPr/>
+        <w:t xml:space="preserve">GPU </w:t>
+      </w:r>
+      <w:r>
+        <w:rPr/>
+        <w:t>的并行形式。</w:t>
       </w:r>
     </w:p>
     <w:p>
@@ -956,409 +1670,93 @@
       </w:pPr>
       <w:r>
         <w:rPr/>
-        <w:t>## P05</w:t>
-      </w:r>
-      <w:r>
-        <w:rPr/>
-        <w:t>｜“</w:t>
-      </w:r>
-      <w:r>
-        <w:rPr/>
-        <w:t>3 + 2 + 5”</w:t>
-      </w:r>
-      <w:r>
-        <w:rPr/>
-        <w:t>技术路线</w:t>
-      </w:r>
-    </w:p>
-    <w:p>
-      <w:pPr>
-        <w:pStyle w:val="PreformattedText"/>
-        <w:bidi w:val="0"/>
-        <w:spacing w:before="0" w:after="0"/>
-        <w:jc w:val="left"/>
-        <w:rPr/>
-      </w:pPr>
-      <w:r>
-        <w:rPr/>
-      </w:r>
-    </w:p>
-    <w:p>
-      <w:pPr>
-        <w:pStyle w:val="PreformattedText"/>
-        <w:bidi w:val="0"/>
-        <w:spacing w:before="0" w:after="0"/>
-        <w:jc w:val="left"/>
-        <w:rPr/>
-      </w:pPr>
-      <w:r>
-        <w:rPr/>
-        <w:t>技术路线概括为“三类公共算子机制、两条应用任务链、五类任务级路径”。</w:t>
-      </w:r>
-    </w:p>
-    <w:p>
-      <w:pPr>
-        <w:pStyle w:val="PreformattedText"/>
-        <w:bidi w:val="0"/>
-        <w:spacing w:before="0" w:after="0"/>
-        <w:jc w:val="left"/>
-        <w:rPr/>
-      </w:pPr>
-      <w:r>
-        <w:rPr/>
-      </w:r>
-    </w:p>
-    <w:p>
-      <w:pPr>
-        <w:pStyle w:val="PreformattedText"/>
-        <w:bidi w:val="0"/>
-        <w:spacing w:before="0" w:after="0"/>
-        <w:jc w:val="left"/>
-        <w:rPr/>
-      </w:pPr>
-      <w:r>
-        <w:rPr/>
-        <w:t xml:space="preserve">左侧三类机制分别解决三类典型问题：访存与资源复用降低重复读取和准备开销；并行归约重构将串行双重循环改为高并行计算；形状感知分派与特化核针对满足条件的输入选择更高效的执行路径。对应代表算子的 </w:t>
-      </w:r>
-      <w:r>
-        <w:rPr/>
-        <w:t xml:space="preserve">CPU/GPU </w:t>
-      </w:r>
-      <w:r>
-        <w:rPr/>
-        <w:t xml:space="preserve">加速比分别达到 </w:t>
-      </w:r>
-      <w:r>
-        <w:rPr/>
-        <w:t xml:space="preserve">185.51 </w:t>
-      </w:r>
-      <w:r>
-        <w:rPr/>
-        <w:t>倍、</w:t>
-      </w:r>
-      <w:r>
-        <w:rPr/>
-        <w:t xml:space="preserve">186.32 </w:t>
-      </w:r>
-      <w:r>
-        <w:rPr/>
-        <w:t xml:space="preserve">倍和 </w:t>
-      </w:r>
-      <w:r>
-        <w:rPr/>
-        <w:t xml:space="preserve">139.87 </w:t>
-      </w:r>
-      <w:r>
-        <w:rPr/>
-        <w:t xml:space="preserve">倍，基础算子最高达到 </w:t>
-      </w:r>
-      <w:r>
-        <w:rPr/>
-        <w:t xml:space="preserve">512.80 </w:t>
-      </w:r>
-      <w:r>
-        <w:rPr/>
-        <w:t>倍。</w:t>
-      </w:r>
-    </w:p>
-    <w:p>
-      <w:pPr>
-        <w:pStyle w:val="PreformattedText"/>
-        <w:bidi w:val="0"/>
-        <w:spacing w:before="0" w:after="0"/>
-        <w:jc w:val="left"/>
-        <w:rPr/>
-      </w:pPr>
-      <w:r>
-        <w:rPr/>
-      </w:r>
-    </w:p>
-    <w:p>
-      <w:pPr>
-        <w:pStyle w:val="PreformattedText"/>
-        <w:bidi w:val="0"/>
-        <w:spacing w:before="0" w:after="0"/>
-        <w:jc w:val="left"/>
-        <w:rPr/>
-      </w:pPr>
-      <w:r>
-        <w:rPr/>
-        <w:t xml:space="preserve">中间两条应用链分别是任务一雷达检测与任务二特征融合跟踪。在 </w:t>
-      </w:r>
-      <w:r>
-        <w:rPr/>
-        <w:t xml:space="preserve">L6 </w:t>
-      </w:r>
-      <w:r>
-        <w:rPr/>
-        <w:t xml:space="preserve">规模下，任务一达到约 </w:t>
-      </w:r>
-      <w:r>
-        <w:rPr/>
-        <w:t xml:space="preserve">32.5 </w:t>
-      </w:r>
-      <w:r>
-        <w:rPr/>
-        <w:t xml:space="preserve">倍，任务二达到约 </w:t>
-      </w:r>
-      <w:r>
-        <w:rPr/>
-        <w:t xml:space="preserve">1053 </w:t>
-      </w:r>
-      <w:r>
-        <w:rPr/>
-        <w:t xml:space="preserve">倍的 </w:t>
-      </w:r>
-      <w:r>
-        <w:rPr/>
-        <w:t xml:space="preserve">CPU/GPU </w:t>
-      </w:r>
-      <w:r>
-        <w:rPr/>
-        <w:t>加速比。</w:t>
-      </w:r>
-    </w:p>
-    <w:p>
-      <w:pPr>
-        <w:pStyle w:val="PreformattedText"/>
-        <w:bidi w:val="0"/>
-        <w:spacing w:before="0" w:after="0"/>
-        <w:jc w:val="left"/>
-        <w:rPr/>
-      </w:pPr>
-      <w:r>
-        <w:rPr/>
-      </w:r>
-    </w:p>
-    <w:p>
-      <w:pPr>
-        <w:pStyle w:val="PreformattedText"/>
-        <w:bidi w:val="0"/>
-        <w:spacing w:before="0" w:after="0"/>
-        <w:jc w:val="left"/>
-        <w:rPr/>
-      </w:pPr>
-      <w:r>
-        <w:rPr/>
-        <w:t>右侧五类路径贯穿两条任务：设备驻留与批处理、准备与内容缓存、融合与直接写回、并行扫描与归约、仅评分与紧凑输出。公共机制提供单算子基础，任务链负责把它们组合为端到端能力。</w:t>
-      </w:r>
-    </w:p>
-    <w:p>
-      <w:pPr>
-        <w:pStyle w:val="PreformattedText"/>
-        <w:bidi w:val="0"/>
-        <w:spacing w:before="0" w:after="0"/>
-        <w:jc w:val="left"/>
-        <w:rPr/>
-      </w:pPr>
-      <w:r>
-        <w:rPr/>
-      </w:r>
-    </w:p>
-    <w:p>
-      <w:pPr>
-        <w:pStyle w:val="PreformattedText"/>
-        <w:bidi w:val="0"/>
-        <w:spacing w:before="0" w:after="0"/>
-        <w:jc w:val="left"/>
-        <w:rPr/>
-      </w:pPr>
-      <w:r>
-        <w:rPr/>
-        <w:t>**</w:t>
-      </w:r>
-      <w:r>
-        <w:rPr/>
-        <w:t>转场</w:t>
-      </w:r>
-      <w:r>
-        <w:rPr/>
-        <w:t>**</w:t>
-      </w:r>
-      <w:r>
-        <w:rPr/>
-        <w:t>：首先说明最常见的邻域访存问题如何通过块内复用解决。</w:t>
-      </w:r>
-    </w:p>
-    <w:p>
-      <w:pPr>
-        <w:pStyle w:val="PreformattedText"/>
-        <w:bidi w:val="0"/>
-        <w:spacing w:before="0" w:after="0"/>
-        <w:jc w:val="left"/>
-        <w:rPr/>
-      </w:pPr>
-      <w:r>
-        <w:rPr/>
-      </w:r>
-    </w:p>
-    <w:p>
-      <w:pPr>
-        <w:pStyle w:val="PreformattedText"/>
-        <w:bidi w:val="0"/>
-        <w:spacing w:before="0" w:after="0"/>
-        <w:jc w:val="left"/>
-        <w:rPr/>
-      </w:pPr>
-      <w:r>
-        <w:rPr/>
-        <w:t>---</w:t>
-      </w:r>
-    </w:p>
-    <w:p>
-      <w:pPr>
-        <w:pStyle w:val="PreformattedText"/>
-        <w:bidi w:val="0"/>
-        <w:spacing w:before="0" w:after="0"/>
-        <w:jc w:val="left"/>
-        <w:rPr/>
-      </w:pPr>
-      <w:r>
-        <w:rPr/>
-      </w:r>
-    </w:p>
-    <w:p>
-      <w:pPr>
-        <w:pStyle w:val="PreformattedText"/>
-        <w:bidi w:val="0"/>
-        <w:spacing w:before="0" w:after="0"/>
-        <w:jc w:val="left"/>
-        <w:rPr/>
-      </w:pPr>
-      <w:r>
-        <w:rPr/>
-        <w:t>## P06</w:t>
-      </w:r>
-      <w:r>
-        <w:rPr/>
-        <w:t>｜通用机制一：访存与资源复用</w:t>
-      </w:r>
-    </w:p>
-    <w:p>
-      <w:pPr>
-        <w:pStyle w:val="PreformattedText"/>
-        <w:bidi w:val="0"/>
-        <w:spacing w:before="0" w:after="0"/>
-        <w:jc w:val="left"/>
-        <w:rPr/>
-      </w:pPr>
-      <w:r>
-        <w:rPr/>
-      </w:r>
-    </w:p>
-    <w:p>
-      <w:pPr>
-        <w:pStyle w:val="PreformattedText"/>
-        <w:bidi w:val="0"/>
-        <w:spacing w:before="0" w:after="0"/>
-        <w:jc w:val="left"/>
-        <w:rPr/>
-      </w:pPr>
-      <w:r>
-        <w:rPr/>
-        <w:t xml:space="preserve">以 </w:t>
-      </w:r>
-      <w:r>
-        <w:rPr/>
-        <w:t xml:space="preserve">Wiener </w:t>
-      </w:r>
-      <w:r>
-        <w:rPr/>
-        <w:t>为例，邻域滤波的相邻输出窗口存在大量重叠。如果每个线程都从全局内存重新读取窗口，同一输入会被多次读取，访存成为主要压力。</w:t>
-      </w:r>
-    </w:p>
-    <w:p>
-      <w:pPr>
-        <w:pStyle w:val="PreformattedText"/>
-        <w:bidi w:val="0"/>
-        <w:spacing w:before="0" w:after="0"/>
-        <w:jc w:val="left"/>
-        <w:rPr/>
-      </w:pPr>
-      <w:r>
-        <w:rPr/>
-      </w:r>
-    </w:p>
-    <w:p>
-      <w:pPr>
-        <w:pStyle w:val="PreformattedText"/>
-        <w:bidi w:val="0"/>
-        <w:spacing w:before="0" w:after="0"/>
-        <w:jc w:val="left"/>
-        <w:rPr/>
-      </w:pPr>
-      <w:r>
-        <w:rPr/>
-        <w:t xml:space="preserve">图中将 </w:t>
-      </w:r>
-      <w:r>
-        <w:rPr/>
-        <w:t xml:space="preserve">16×16 </w:t>
-      </w:r>
-      <w:r>
-        <w:rPr/>
-        <w:t xml:space="preserve">输出 </w:t>
-      </w:r>
-      <w:r>
-        <w:rPr/>
-        <w:t xml:space="preserve">Tile </w:t>
-      </w:r>
-      <w:r>
-        <w:rPr/>
-        <w:t xml:space="preserve">连同 </w:t>
-      </w:r>
-      <w:r>
-        <w:rPr/>
-        <w:t xml:space="preserve">Halo </w:t>
-      </w:r>
-      <w:r>
-        <w:rPr/>
-        <w:t xml:space="preserve">区域协作加载到共享内存。一次全局加载之后，多个输出 </w:t>
-      </w:r>
-      <w:r>
-        <w:rPr/>
-        <w:t xml:space="preserve">Tile </w:t>
-      </w:r>
-      <w:r>
-        <w:rPr/>
-        <w:t>在块内复用这份数据，从“相邻窗口重复读取”转为“共享输入、多次输出”。</w:t>
-      </w:r>
-    </w:p>
-    <w:p>
-      <w:pPr>
-        <w:pStyle w:val="PreformattedText"/>
-        <w:bidi w:val="0"/>
-        <w:spacing w:before="0" w:after="0"/>
-        <w:jc w:val="left"/>
-        <w:rPr/>
-      </w:pPr>
-      <w:r>
-        <w:rPr/>
-      </w:r>
-    </w:p>
-    <w:p>
-      <w:pPr>
-        <w:pStyle w:val="PreformattedText"/>
-        <w:bidi w:val="0"/>
-        <w:spacing w:before="0" w:after="0"/>
-        <w:jc w:val="left"/>
-        <w:rPr/>
-      </w:pPr>
-      <w:r>
-        <w:rPr/>
-        <w:t xml:space="preserve">除 </w:t>
-      </w:r>
-      <w:r>
-        <w:rPr/>
-        <w:t xml:space="preserve">Tile/Halo </w:t>
-      </w:r>
-      <w:r>
-        <w:rPr/>
-        <w:t xml:space="preserve">外，单算子内部还复用 </w:t>
-      </w:r>
-      <w:r>
-        <w:rPr/>
-        <w:t>capacity</w:t>
+        <w:t>## P07</w:t>
+      </w:r>
+      <w:r>
+        <w:rPr/>
+        <w:t>｜通用机制二：并行归约重构</w:t>
+      </w:r>
+    </w:p>
+    <w:p>
+      <w:pPr>
+        <w:pStyle w:val="PreformattedText"/>
+        <w:bidi w:val="0"/>
+        <w:spacing w:before="0" w:after="0"/>
+        <w:jc w:val="left"/>
+        <w:rPr/>
+      </w:pPr>
+      <w:r>
+        <w:rPr/>
+      </w:r>
+    </w:p>
+    <w:p>
+      <w:pPr>
+        <w:pStyle w:val="PreformattedText"/>
+        <w:bidi w:val="0"/>
+        <w:spacing w:before="0" w:after="0"/>
+        <w:jc w:val="left"/>
+        <w:rPr/>
+      </w:pPr>
+      <w:r>
+        <w:rPr/>
+        <w:t xml:space="preserve">Lomb-Scargle </w:t>
+      </w:r>
+      <w:r>
+        <w:rPr/>
+        <w:t xml:space="preserve">的原始形式包含频率与样本的双重循环：频率逐个处理，每个频率又遍历全部样本，难以形成足够的 </w:t>
+      </w:r>
+      <w:r>
+        <w:rPr/>
+        <w:t xml:space="preserve">GPU </w:t>
+      </w:r>
+      <w:r>
+        <w:rPr/>
+        <w:t>并行度。</w:t>
+      </w:r>
+    </w:p>
+    <w:p>
+      <w:pPr>
+        <w:pStyle w:val="PreformattedText"/>
+        <w:bidi w:val="0"/>
+        <w:spacing w:before="0" w:after="0"/>
+        <w:jc w:val="left"/>
+        <w:rPr/>
+      </w:pPr>
+      <w:r>
+        <w:rPr/>
+      </w:r>
+    </w:p>
+    <w:p>
+      <w:pPr>
+        <w:pStyle w:val="PreformattedText"/>
+        <w:bidi w:val="0"/>
+        <w:spacing w:before="0" w:after="0"/>
+        <w:jc w:val="left"/>
+        <w:rPr/>
+      </w:pPr>
+      <w:r>
+        <w:rPr/>
+        <w:t xml:space="preserve">在样本数和频率数均达到 </w:t>
+      </w:r>
+      <w:r>
+        <w:rPr/>
+        <w:t xml:space="preserve">1024 </w:t>
+      </w:r>
+      <w:r>
+        <w:rPr/>
+        <w:t xml:space="preserve">时，一个线程块负责一对相邻频率，多个线程块并行处理多对频率。每个线程按“线程编号、再每次加 </w:t>
+      </w:r>
+      <w:r>
+        <w:rPr/>
+        <w:t>256”</w:t>
+      </w:r>
+      <w:r>
+        <w:rPr/>
+        <w:t>的方式遍历样本片段；针对本线程块的两个频率，分别累加四类局部统计量：</w:t>
+      </w:r>
+      <w:r>
+        <w:rPr/>
+        <w:t>`y·cos`</w:t>
       </w:r>
       <w:r>
         <w:rPr/>
@@ -1366,249 +1764,93 @@
       </w:r>
       <w:r>
         <w:rPr/>
-        <w:t xml:space="preserve">prepared plan/table </w:t>
-      </w:r>
-      <w:r>
-        <w:rPr/>
-        <w:t>和邻域输入：命中时直接执行，未命中时创建后复用，减少重复分配和重复准备。</w:t>
-      </w:r>
-    </w:p>
-    <w:p>
-      <w:pPr>
-        <w:pStyle w:val="PreformattedText"/>
-        <w:bidi w:val="0"/>
-        <w:spacing w:before="0" w:after="0"/>
-        <w:jc w:val="left"/>
-        <w:rPr/>
-      </w:pPr>
-      <w:r>
-        <w:rPr/>
-      </w:r>
-    </w:p>
-    <w:p>
-      <w:pPr>
-        <w:pStyle w:val="PreformattedText"/>
-        <w:bidi w:val="0"/>
-        <w:spacing w:before="0" w:after="0"/>
-        <w:jc w:val="left"/>
-        <w:rPr/>
-      </w:pPr>
-      <w:r>
-        <w:rPr/>
-        <w:t xml:space="preserve">Wiener </w:t>
-      </w:r>
-      <w:r>
-        <w:rPr/>
-        <w:t xml:space="preserve">最终 </w:t>
-      </w:r>
-      <w:r>
-        <w:rPr/>
-        <w:t xml:space="preserve">GPU </w:t>
-      </w:r>
-      <w:r>
-        <w:rPr/>
-        <w:t xml:space="preserve">耗时为 </w:t>
-      </w:r>
-      <w:r>
-        <w:rPr/>
-        <w:t xml:space="preserve">3.493 </w:t>
-      </w:r>
-      <w:r>
-        <w:rPr/>
-        <w:t>毫秒，</w:t>
-      </w:r>
-      <w:r>
-        <w:rPr/>
-        <w:t xml:space="preserve">CPU/GPU </w:t>
-      </w:r>
-      <w:r>
-        <w:rPr/>
-        <w:t xml:space="preserve">加速比为 </w:t>
-      </w:r>
-      <w:r>
-        <w:rPr/>
-        <w:t xml:space="preserve">185.51 </w:t>
-      </w:r>
-      <w:r>
-        <w:rPr/>
-        <w:t>倍。页面中的“</w:t>
-      </w:r>
-      <w:r>
-        <w:rPr/>
-        <w:t xml:space="preserve">GPU </w:t>
-      </w:r>
-      <w:r>
-        <w:rPr/>
-        <w:t xml:space="preserve">优化前后提速”暂以 </w:t>
-      </w:r>
-      <w:r>
-        <w:rPr/>
-        <w:t xml:space="preserve">`X×` </w:t>
-      </w:r>
-      <w:r>
-        <w:rPr/>
-        <w:t>预留，待同规模基线复测后填入。</w:t>
-      </w:r>
-    </w:p>
-    <w:p>
-      <w:pPr>
-        <w:pStyle w:val="PreformattedText"/>
-        <w:bidi w:val="0"/>
-        <w:spacing w:before="0" w:after="0"/>
-        <w:jc w:val="left"/>
-        <w:rPr/>
-      </w:pPr>
-      <w:r>
-        <w:rPr/>
-      </w:r>
-    </w:p>
-    <w:p>
-      <w:pPr>
-        <w:pStyle w:val="PreformattedText"/>
-        <w:bidi w:val="0"/>
-        <w:spacing w:before="0" w:after="0"/>
-        <w:jc w:val="left"/>
-        <w:rPr/>
-      </w:pPr>
-      <w:r>
-        <w:rPr/>
-        <w:t>**</w:t>
-      </w:r>
-      <w:r>
-        <w:rPr/>
-        <w:t>转场</w:t>
-      </w:r>
-      <w:r>
-        <w:rPr/>
-        <w:t>**</w:t>
-      </w:r>
-      <w:r>
-        <w:rPr/>
-        <w:t xml:space="preserve">：访存复用解决了重复读取；对于双重循环，更关键的是把计算结构本身改造成适合 </w:t>
-      </w:r>
-      <w:r>
-        <w:rPr/>
-        <w:t xml:space="preserve">GPU </w:t>
-      </w:r>
-      <w:r>
-        <w:rPr/>
-        <w:t>的并行形式。</w:t>
-      </w:r>
-    </w:p>
-    <w:p>
-      <w:pPr>
-        <w:pStyle w:val="PreformattedText"/>
-        <w:bidi w:val="0"/>
-        <w:spacing w:before="0" w:after="0"/>
-        <w:jc w:val="left"/>
-        <w:rPr/>
-      </w:pPr>
-      <w:r>
-        <w:rPr/>
-      </w:r>
-    </w:p>
-    <w:p>
-      <w:pPr>
-        <w:pStyle w:val="PreformattedText"/>
-        <w:bidi w:val="0"/>
-        <w:spacing w:before="0" w:after="0"/>
-        <w:jc w:val="left"/>
-        <w:rPr/>
-      </w:pPr>
-      <w:r>
-        <w:rPr/>
-        <w:t>---</w:t>
-      </w:r>
-    </w:p>
-    <w:p>
-      <w:pPr>
-        <w:pStyle w:val="PreformattedText"/>
-        <w:bidi w:val="0"/>
-        <w:spacing w:before="0" w:after="0"/>
-        <w:jc w:val="left"/>
-        <w:rPr/>
-      </w:pPr>
-      <w:r>
-        <w:rPr/>
-      </w:r>
-    </w:p>
-    <w:p>
-      <w:pPr>
-        <w:pStyle w:val="PreformattedText"/>
-        <w:bidi w:val="0"/>
-        <w:spacing w:before="0" w:after="0"/>
-        <w:jc w:val="left"/>
-        <w:rPr/>
-      </w:pPr>
-      <w:r>
-        <w:rPr/>
-        <w:t>## P07</w:t>
-      </w:r>
-      <w:r>
-        <w:rPr/>
-        <w:t>｜通用机制二：并行归约重构</w:t>
-      </w:r>
-    </w:p>
-    <w:p>
-      <w:pPr>
-        <w:pStyle w:val="PreformattedText"/>
-        <w:bidi w:val="0"/>
-        <w:spacing w:before="0" w:after="0"/>
-        <w:jc w:val="left"/>
-        <w:rPr/>
-      </w:pPr>
-      <w:r>
-        <w:rPr/>
-      </w:r>
-    </w:p>
-    <w:p>
-      <w:pPr>
-        <w:pStyle w:val="PreformattedText"/>
-        <w:bidi w:val="0"/>
-        <w:spacing w:before="0" w:after="0"/>
-        <w:jc w:val="left"/>
-        <w:rPr/>
-      </w:pPr>
-      <w:r>
-        <w:rPr/>
-        <w:t xml:space="preserve">Lomb-Scargle </w:t>
-      </w:r>
-      <w:r>
-        <w:rPr/>
-        <w:t xml:space="preserve">的原始形式包含频率与样本的双重循环：频率逐个处理，每个频率又遍历全部样本，难以形成足够的 </w:t>
-      </w:r>
-      <w:r>
-        <w:rPr/>
-        <w:t xml:space="preserve">GPU </w:t>
-      </w:r>
-      <w:r>
-        <w:rPr/>
-        <w:t>并行度。</w:t>
-      </w:r>
-    </w:p>
-    <w:p>
-      <w:pPr>
-        <w:pStyle w:val="PreformattedText"/>
-        <w:bidi w:val="0"/>
-        <w:spacing w:before="0" w:after="0"/>
-        <w:jc w:val="left"/>
-        <w:rPr/>
-      </w:pPr>
-      <w:r>
-        <w:rPr/>
-      </w:r>
-    </w:p>
-    <w:p>
-      <w:pPr>
-        <w:pStyle w:val="PreformattedText"/>
-        <w:bidi w:val="0"/>
-        <w:spacing w:before="0" w:after="0"/>
-        <w:jc w:val="left"/>
-        <w:rPr/>
-      </w:pPr>
-      <w:r>
-        <w:rPr/>
-        <w:t>我们的做法是将频率两两分配给线程块。块内线程对样本分片累加，再通过共享内存完成归约；最后得到对应频率的频谱功率。也就是将“频率逐个处理”的双重循环，重构为“频率对并行、线程分片累加、共享归约”的分层计算。</w:t>
+        <w:t>`y·sin`</w:t>
+      </w:r>
+      <w:r>
+        <w:rPr/>
+        <w:t>、</w:t>
+      </w:r>
+      <w:r>
+        <w:rPr/>
+        <w:t>`cos²`</w:t>
+      </w:r>
+      <w:r>
+        <w:rPr/>
+        <w:t>、</w:t>
+      </w:r>
+      <w:r>
+        <w:rPr/>
+        <w:t>`sin²`</w:t>
+      </w:r>
+      <w:r>
+        <w:rPr/>
+        <w:t>。</w:t>
+      </w:r>
+    </w:p>
+    <w:p>
+      <w:pPr>
+        <w:pStyle w:val="PreformattedText"/>
+        <w:bidi w:val="0"/>
+        <w:spacing w:before="0" w:after="0"/>
+        <w:jc w:val="left"/>
+        <w:rPr/>
+      </w:pPr>
+      <w:r>
+        <w:rPr/>
+      </w:r>
+    </w:p>
+    <w:p>
+      <w:pPr>
+        <w:pStyle w:val="PreformattedText"/>
+        <w:bidi w:val="0"/>
+        <w:spacing w:before="0" w:after="0"/>
+        <w:jc w:val="left"/>
+        <w:rPr/>
+      </w:pPr>
+      <w:r>
+        <w:rPr/>
+        <w:t xml:space="preserve">随后，线程将局部统计量写入共享内存，按 </w:t>
+      </w:r>
+      <w:r>
+        <w:rPr/>
+        <w:t xml:space="preserve">`256→128→64→…→1` </w:t>
+      </w:r>
+      <w:r>
+        <w:rPr/>
+        <w:t xml:space="preserve">的二叉树方式相加；归约完成后由线程 </w:t>
+      </w:r>
+      <w:r>
+        <w:rPr/>
+        <w:t xml:space="preserve">0 </w:t>
+      </w:r>
+      <w:r>
+        <w:rPr/>
+        <w:t>得到每个频率的四个总和，计算并写出对应频谱功率。共享内存归约的对象是各线程的局部部分和，不是原始样本本身。</w:t>
+      </w:r>
+    </w:p>
+    <w:p>
+      <w:pPr>
+        <w:pStyle w:val="PreformattedText"/>
+        <w:bidi w:val="0"/>
+        <w:spacing w:before="0" w:after="0"/>
+        <w:jc w:val="left"/>
+        <w:rPr/>
+      </w:pPr>
+      <w:r>
+        <w:rPr/>
+      </w:r>
+    </w:p>
+    <w:p>
+      <w:pPr>
+        <w:pStyle w:val="PreformattedText"/>
+        <w:bidi w:val="0"/>
+        <w:spacing w:before="0" w:after="0"/>
+        <w:jc w:val="left"/>
+        <w:rPr/>
+      </w:pPr>
+      <w:r>
+        <w:rPr/>
+        <w:t>也就是将“频率逐个处理、每个频率串行遍历全部样本”的双重循环，重构为“频率对并行、样本分片累加、共享归约”的分层计算。规模未达到该条件时，代码保留单频率线程块路径，但仍采用样本分片与共享归约。</w:t>
       </w:r>
     </w:p>
     <w:p>
